--- a/ProblemStatementAndLitReview.docx
+++ b/ProblemStatementAndLitReview.docx
@@ -7,13 +7,7 @@
         <w:t>Problem Statement:</w:t>
       </w:r>
       <w:r>
-        <w:t xml:space="preserve"> </w:t>
-      </w:r>
-      <w:r>
-        <w:t>Uncrewed Ground Systems(UGV)</w:t>
-      </w:r>
-      <w:r>
-        <w:t xml:space="preserve"> r</w:t>
+        <w:t xml:space="preserve"> Uncrewed Ground Systems(UGV) r</w:t>
       </w:r>
       <w:r>
         <w:t>equire</w:t>
@@ -49,7 +43,11 @@
         <w:t xml:space="preserve"> Lit Review</w:t>
       </w:r>
     </w:p>
-    <w:p/>
+    <w:p>
+      <w:r>
+        <w:t>Domain lit review of use drones in military setting, UGV specific, exploration, scouting</w:t>
+      </w:r>
+    </w:p>
     <w:p>
       <w:r>
         <w:t xml:space="preserve">Riya </w:t>

--- a/ProblemStatementAndLitReview.docx
+++ b/ProblemStatementAndLitReview.docx
@@ -45,195 +45,344 @@
     </w:p>
     <w:p>
       <w:r>
+        <w:rPr/>
         <w:t>Domain lit review of use drones in military setting, UGV specific, exploration, scouting</w:t>
       </w:r>
     </w:p>
     <w:p>
-      <w:r>
-        <w:t xml:space="preserve">Riya </w:t>
-      </w:r>
-      <w:proofErr w:type="spellStart"/>
-      <w:r>
-        <w:t>Goja</w:t>
-      </w:r>
-      <w:proofErr w:type="spellEnd"/>
-      <w:r>
-        <w:t xml:space="preserve"> Medium Blog</w:t>
+      <w:pPr>
+        <w:pStyle w:val="Normal"/>
+      </w:pPr>
+      <w:r>
+        <w:rPr/>
+        <w:t xml:space="preserve">There is a history of using UGVs for explosive ordinance disposal and exploration </w:t>
+      </w:r>
+      <w:r>
+        <w:rPr/>
+        <w:t>or</w:t>
+      </w:r>
+      <w:r>
+        <w:rPr/>
+        <w:t xml:space="preserve"> hazardous spaces</w:t>
+      </w:r>
+      <w:r>
+        <w:rPr/>
+        <w:t xml:space="preserve">. </w:t>
+      </w:r>
+      <w:r>
+        <w:rPr/>
+        <w:t xml:space="preserve">There have been several </w:t>
+      </w:r>
+      <w:r>
+        <w:rPr/>
+        <w:t>exploratory</w:t>
+      </w:r>
+      <w:r>
+        <w:rPr/>
+        <w:t xml:space="preserve"> programs through the </w:t>
+      </w:r>
+      <w:r>
+        <w:rPr/>
+        <w:t>years</w:t>
+      </w:r>
+      <w:r>
+        <w:rPr/>
+        <w:t xml:space="preserve"> but </w:t>
+      </w:r>
+      <w:r>
+        <w:rPr/>
+        <w:t>production</w:t>
+      </w:r>
+      <w:r>
+        <w:rPr/>
+        <w:t xml:space="preserve"> and deployment numbers remain modest compared to the number of UAVs produced and deployed</w:t>
+      </w:r>
+      <w:r>
+        <w:rPr/>
+        <w:t xml:space="preserve">. </w:t>
       </w:r>
     </w:p>
     <w:p>
-      <w:r>
-        <w:t xml:space="preserve">ROS 2 </w:t>
-      </w:r>
-      <w:r>
-        <w:t xml:space="preserve">foxy </w:t>
-      </w:r>
-      <w:r>
-        <w:t>docum</w:t>
-      </w:r>
-      <w:r>
-        <w:t>entation</w:t>
+      <w:pPr>
+        <w:pStyle w:val="Normal"/>
+      </w:pPr>
+      <w:r>
+        <w:rPr/>
+        <w:t xml:space="preserve">UGVs have been used for </w:t>
+      </w:r>
+      <w:r>
+        <w:rPr/>
+        <w:t>logistics</w:t>
+      </w:r>
+      <w:r>
+        <w:rPr/>
+        <w:t xml:space="preserve"> by both sides in the Ukrainian conflict</w:t>
+      </w:r>
+      <w:r>
+        <w:rPr/>
+        <w:t>.</w:t>
       </w:r>
     </w:p>
     <w:p>
-      <w:r>
-        <w:t xml:space="preserve">ROS 2 </w:t>
-      </w:r>
-      <w:r>
-        <w:t xml:space="preserve">allows for robot functionality to be </w:t>
-      </w:r>
-      <w:r>
-        <w:t>implement</w:t>
-      </w:r>
-      <w:r>
-        <w:t>ed in</w:t>
-      </w:r>
-      <w:r>
-        <w:t xml:space="preserve"> a </w:t>
-      </w:r>
-      <w:r>
-        <w:t>modular</w:t>
-      </w:r>
-      <w:r>
-        <w:t xml:space="preserve"> structure. Nodes</w:t>
-      </w:r>
-      <w:r>
-        <w:t xml:space="preserve"> can be thought of as </w:t>
-      </w:r>
-      <w:r>
-        <w:t xml:space="preserve">actor </w:t>
-      </w:r>
-      <w:r>
-        <w:t xml:space="preserve">with </w:t>
-      </w:r>
-      <w:r>
-        <w:t>associated</w:t>
-      </w:r>
-      <w:r>
-        <w:t xml:space="preserve"> programed behaviors. Topics allow </w:t>
-      </w:r>
-      <w:r>
-        <w:t>for</w:t>
-      </w:r>
-      <w:r>
-        <w:t xml:space="preserve"> nodes </w:t>
-      </w:r>
-      <w:r>
-        <w:t xml:space="preserve">to communicate with </w:t>
-      </w:r>
-      <w:r>
-        <w:t>each other</w:t>
-      </w:r>
-      <w:r>
-        <w:t xml:space="preserve"> through a pu</w:t>
-      </w:r>
-      <w:r>
-        <w:t xml:space="preserve">blish </w:t>
-      </w:r>
-      <w:r>
-        <w:t>subscribe</w:t>
-      </w:r>
-      <w:r>
-        <w:t xml:space="preserve"> relationship</w:t>
-      </w:r>
-      <w:r>
-        <w:t xml:space="preserve">. </w:t>
-      </w:r>
-      <w:r>
-        <w:t>Service</w:t>
-      </w:r>
-      <w:r>
-        <w:t>s are</w:t>
-      </w:r>
-      <w:r>
-        <w:t xml:space="preserve"> an</w:t>
-      </w:r>
-      <w:r>
-        <w:t>other</w:t>
-      </w:r>
-      <w:r>
-        <w:t xml:space="preserve"> structure</w:t>
-      </w:r>
-      <w:r>
-        <w:t xml:space="preserve"> that</w:t>
-      </w:r>
-      <w:r>
-        <w:t xml:space="preserve"> allows </w:t>
-      </w:r>
-      <w:r>
-        <w:t>nodes</w:t>
-      </w:r>
-      <w:r>
-        <w:t xml:space="preserve"> to call for specific server behavior</w:t>
-      </w:r>
-      <w:r>
-        <w:t>s</w:t>
-      </w:r>
-      <w:r>
-        <w:t xml:space="preserve"> and responses</w:t>
-      </w:r>
-      <w:r>
-        <w:t xml:space="preserve"> from o</w:t>
-      </w:r>
-      <w:r>
-        <w:t>ther nodes.</w:t>
-      </w:r>
-      <w:r>
-        <w:t xml:space="preserve"> </w:t>
-      </w:r>
-      <w:r>
-        <w:t>C++ or python</w:t>
-      </w:r>
-      <w:r>
-        <w:t xml:space="preserve"> both ha</w:t>
-      </w:r>
-      <w:r>
-        <w:t>ve ROS libraries that provide an API between</w:t>
-      </w:r>
-      <w:r>
-        <w:t xml:space="preserve"> python and the ROS framework</w:t>
-      </w:r>
-      <w:r>
-        <w:t>, the pro</w:t>
-      </w:r>
-      <w:r>
-        <w:t xml:space="preserve">ject is </w:t>
-      </w:r>
-      <w:r>
-        <w:t>constrained</w:t>
-      </w:r>
-      <w:r>
-        <w:t xml:space="preserve"> to python use only</w:t>
-      </w:r>
-      <w:r>
-        <w:t>. The conte</w:t>
-      </w:r>
-      <w:r>
-        <w:t xml:space="preserve">nt and scope of the code </w:t>
-      </w:r>
-      <w:r>
-        <w:t>called by node definition allows the use a</w:t>
-      </w:r>
-      <w:r>
-        <w:t xml:space="preserve">nd integration of code </w:t>
-      </w:r>
-      <w:r>
-        <w:t xml:space="preserve">integrated into ROS </w:t>
-      </w:r>
-      <w:r>
-        <w:t>compliant</w:t>
-      </w:r>
-      <w:r>
-        <w:t xml:space="preserve"> software, ins</w:t>
-      </w:r>
-      <w:r>
-        <w:t xml:space="preserve">tead of with the specific physical implementation </w:t>
-      </w:r>
-      <w:r>
-        <w:t xml:space="preserve">of a system in mind. </w:t>
-      </w:r>
+      <w:pPr>
+        <w:pStyle w:val="Normal"/>
+      </w:pPr>
+      <w:hyperlink r:id="R3594a81ba3144e46">
+        <w:r>
+          <w:rPr>
+            <w:rStyle w:val="Hyperlink"/>
+          </w:rPr>
+          <w:t>https://en.wikipedia.org/wiki/THeMIS</w:t>
+        </w:r>
+      </w:hyperlink>
     </w:p>
     <w:p>
+      <w:pPr>
+        <w:pStyle w:val="Normal"/>
+      </w:pPr>
+      <w:r>
+        <w:rPr/>
+        <w:t xml:space="preserve">It </w:t>
+      </w:r>
+      <w:r>
+        <w:rPr/>
+        <w:t>important</w:t>
+      </w:r>
+      <w:r>
+        <w:rPr/>
+        <w:t xml:space="preserve"> to </w:t>
+      </w:r>
+      <w:r>
+        <w:rPr/>
+        <w:t>remember</w:t>
+      </w:r>
+      <w:r>
+        <w:rPr/>
+        <w:t xml:space="preserve"> that</w:t>
+      </w:r>
+      <w:r>
+        <w:rPr/>
+        <w:t xml:space="preserve"> </w:t>
+      </w:r>
+      <w:r>
+        <w:rPr/>
+        <w:t xml:space="preserve">space exploration rovers </w:t>
+      </w:r>
+      <w:r>
+        <w:rPr/>
+        <w:t>represent</w:t>
+      </w:r>
+      <w:r>
+        <w:rPr/>
+        <w:t xml:space="preserve"> the highly </w:t>
+      </w:r>
+      <w:r>
+        <w:rPr/>
+        <w:t>realibe</w:t>
+      </w:r>
+      <w:r>
+        <w:rPr/>
+        <w:t xml:space="preserve">, long </w:t>
+      </w:r>
+      <w:r>
+        <w:rPr/>
+        <w:t>endurance</w:t>
+      </w:r>
+      <w:r>
+        <w:rPr/>
+        <w:t xml:space="preserve"> inverse </w:t>
+      </w:r>
+      <w:r>
+        <w:rPr/>
+        <w:t>to the growing pains of the earth-bound systems.</w:t>
+      </w:r>
+    </w:p>
+    <w:p>
+      <w:r>
+        <w:t xml:space="preserve">Riya </w:t>
+      </w:r>
+      <w:proofErr w:type="spellStart"/>
+      <w:r>
+        <w:t>Goja</w:t>
+      </w:r>
+      <w:proofErr w:type="spellEnd"/>
+      <w:r>
+        <w:t xml:space="preserve"> Medium Blog</w:t>
+      </w:r>
+    </w:p>
+    <w:p>
+      <w:r>
+        <w:t xml:space="preserve">ROS 2 </w:t>
+      </w:r>
+      <w:r>
+        <w:t xml:space="preserve">foxy </w:t>
+      </w:r>
+      <w:r>
+        <w:t>docum</w:t>
+      </w:r>
+      <w:r>
+        <w:t>entation</w:t>
+      </w:r>
+    </w:p>
+    <w:p>
+      <w:r>
+        <w:t xml:space="preserve">ROS 2 </w:t>
+      </w:r>
+      <w:r>
+        <w:t xml:space="preserve">allows for robot functionality to be </w:t>
+      </w:r>
+      <w:r>
+        <w:t>implement</w:t>
+      </w:r>
+      <w:r>
+        <w:t>ed in</w:t>
+      </w:r>
+      <w:r>
+        <w:t xml:space="preserve"> a </w:t>
+      </w:r>
+      <w:r>
+        <w:t>modular</w:t>
+      </w:r>
+      <w:r>
+        <w:t xml:space="preserve"> structure. Nodes</w:t>
+      </w:r>
+      <w:r>
+        <w:t xml:space="preserve"> can be thought of as </w:t>
+      </w:r>
+      <w:r>
+        <w:t xml:space="preserve">actor </w:t>
+      </w:r>
+      <w:r>
+        <w:t xml:space="preserve">with </w:t>
+      </w:r>
+      <w:r>
+        <w:t>associated</w:t>
+      </w:r>
+      <w:r>
+        <w:t xml:space="preserve"> programed behaviors. Topics allow </w:t>
+      </w:r>
+      <w:r>
+        <w:t>for</w:t>
+      </w:r>
+      <w:r>
+        <w:t xml:space="preserve"> nodes </w:t>
+      </w:r>
+      <w:r>
+        <w:t xml:space="preserve">to communicate with </w:t>
+      </w:r>
+      <w:r>
+        <w:t>each other</w:t>
+      </w:r>
+      <w:r>
+        <w:t xml:space="preserve"> through a pu</w:t>
+      </w:r>
+      <w:r>
+        <w:t xml:space="preserve">blish </w:t>
+      </w:r>
+      <w:r>
+        <w:t>subscribe</w:t>
+      </w:r>
+      <w:r>
+        <w:t xml:space="preserve"> relationship</w:t>
+      </w:r>
+      <w:r>
+        <w:t xml:space="preserve">. </w:t>
+      </w:r>
+      <w:r>
+        <w:t>Service</w:t>
+      </w:r>
+      <w:r>
+        <w:t>s are</w:t>
+      </w:r>
+      <w:r>
+        <w:t xml:space="preserve"> an</w:t>
+      </w:r>
+      <w:r>
+        <w:t>other</w:t>
+      </w:r>
+      <w:r>
+        <w:t xml:space="preserve"> structure</w:t>
+      </w:r>
+      <w:r>
+        <w:t xml:space="preserve"> that</w:t>
+      </w:r>
+      <w:r>
+        <w:t xml:space="preserve"> allows </w:t>
+      </w:r>
+      <w:r>
+        <w:t>nodes</w:t>
+      </w:r>
+      <w:r>
+        <w:t xml:space="preserve"> to call for specific server behavior</w:t>
+      </w:r>
+      <w:r>
+        <w:t>s</w:t>
+      </w:r>
+      <w:r>
+        <w:t xml:space="preserve"> and responses</w:t>
+      </w:r>
+      <w:r>
+        <w:t xml:space="preserve"> from o</w:t>
+      </w:r>
+      <w:r>
+        <w:t>ther nodes.</w:t>
+      </w:r>
+      <w:r>
+        <w:t xml:space="preserve"> </w:t>
+      </w:r>
+      <w:r>
+        <w:t>C++ or python</w:t>
+      </w:r>
+      <w:r>
+        <w:t xml:space="preserve"> both ha</w:t>
+      </w:r>
+      <w:r>
+        <w:t>ve ROS libraries that provide an API between</w:t>
+      </w:r>
+      <w:r>
+        <w:t xml:space="preserve"> python and the ROS framework</w:t>
+      </w:r>
+      <w:r>
+        <w:t>, the pro</w:t>
+      </w:r>
+      <w:r>
+        <w:t xml:space="preserve">ject is </w:t>
+      </w:r>
+      <w:r>
+        <w:t>constrained</w:t>
+      </w:r>
+      <w:r>
+        <w:t xml:space="preserve"> to python use only</w:t>
+      </w:r>
+      <w:r>
+        <w:t>. The conte</w:t>
+      </w:r>
+      <w:r>
+        <w:t xml:space="preserve">nt and scope of the code </w:t>
+      </w:r>
+      <w:r>
+        <w:t>called by node definition allows the use a</w:t>
+      </w:r>
+      <w:r>
+        <w:t xml:space="preserve">nd integration of code </w:t>
+      </w:r>
+      <w:r>
+        <w:t xml:space="preserve">integrated into ROS </w:t>
+      </w:r>
+      <w:r>
+        <w:t>compliant</w:t>
+      </w:r>
+      <w:r>
+        <w:t xml:space="preserve"> software, ins</w:t>
+      </w:r>
+      <w:r>
+        <w:t xml:space="preserve">tead of with the specific physical implementation </w:t>
+      </w:r>
+      <w:r>
+        <w:t xml:space="preserve">of a system in mind. </w:t>
+      </w:r>
+    </w:p>
+    <w:p>
       <w:r>
         <w:t xml:space="preserve">There are </w:t>
       </w:r>
@@ -301,7 +450,7 @@
       </w:r>
     </w:p>
     <w:sectPr>
-      <w:pgSz w:w="12240" w:h="15840"/>
+      <w:pgSz w:w="12240" w:h="15840" w:orient="portrait"/>
       <w:pgMar w:top="1440" w:right="1440" w:bottom="1440" w:left="1440" w:header="720" w:footer="720" w:gutter="0"/>
       <w:cols w:space="720"/>
       <w:docGrid w:linePitch="360"/>
@@ -315,7 +464,7 @@
   <w:docDefaults>
     <w:rPrDefault>
       <w:rPr>
-        <w:rFonts w:asciiTheme="minorHAnsi" w:eastAsiaTheme="minorHAnsi" w:hAnsiTheme="minorHAnsi" w:cstheme="minorBidi"/>
+        <w:rFonts w:asciiTheme="minorHAnsi" w:hAnsiTheme="minorHAnsi" w:eastAsiaTheme="minorHAnsi" w:cstheme="minorBidi"/>
         <w:kern w:val="2"/>
         <w:sz w:val="24"/>
         <w:szCs w:val="24"/>
@@ -332,14 +481,14 @@
   <w:latentStyles w:defLockedState="0" w:defUIPriority="99" w:defSemiHidden="0" w:defUnhideWhenUsed="0" w:defQFormat="0" w:count="376">
     <w:lsdException w:name="Normal" w:uiPriority="0" w:qFormat="1"/>
     <w:lsdException w:name="heading 1" w:uiPriority="9" w:qFormat="1"/>
-    <w:lsdException w:name="heading 2" w:semiHidden="1" w:uiPriority="9" w:unhideWhenUsed="1" w:qFormat="1"/>
-    <w:lsdException w:name="heading 3" w:semiHidden="1" w:uiPriority="9" w:unhideWhenUsed="1" w:qFormat="1"/>
-    <w:lsdException w:name="heading 4" w:semiHidden="1" w:uiPriority="9" w:unhideWhenUsed="1" w:qFormat="1"/>
-    <w:lsdException w:name="heading 5" w:semiHidden="1" w:uiPriority="9" w:unhideWhenUsed="1" w:qFormat="1"/>
-    <w:lsdException w:name="heading 6" w:semiHidden="1" w:uiPriority="9" w:unhideWhenUsed="1" w:qFormat="1"/>
-    <w:lsdException w:name="heading 7" w:semiHidden="1" w:uiPriority="9" w:unhideWhenUsed="1" w:qFormat="1"/>
-    <w:lsdException w:name="heading 8" w:semiHidden="1" w:uiPriority="9" w:unhideWhenUsed="1" w:qFormat="1"/>
-    <w:lsdException w:name="heading 9" w:semiHidden="1" w:uiPriority="9" w:unhideWhenUsed="1" w:qFormat="1"/>
+    <w:lsdException w:name="heading 2" w:uiPriority="9" w:semiHidden="1" w:unhideWhenUsed="1" w:qFormat="1"/>
+    <w:lsdException w:name="heading 3" w:uiPriority="9" w:semiHidden="1" w:unhideWhenUsed="1" w:qFormat="1"/>
+    <w:lsdException w:name="heading 4" w:uiPriority="9" w:semiHidden="1" w:unhideWhenUsed="1" w:qFormat="1"/>
+    <w:lsdException w:name="heading 5" w:uiPriority="9" w:semiHidden="1" w:unhideWhenUsed="1" w:qFormat="1"/>
+    <w:lsdException w:name="heading 6" w:uiPriority="9" w:semiHidden="1" w:unhideWhenUsed="1" w:qFormat="1"/>
+    <w:lsdException w:name="heading 7" w:uiPriority="9" w:semiHidden="1" w:unhideWhenUsed="1" w:qFormat="1"/>
+    <w:lsdException w:name="heading 8" w:uiPriority="9" w:semiHidden="1" w:unhideWhenUsed="1" w:qFormat="1"/>
+    <w:lsdException w:name="heading 9" w:uiPriority="9" w:semiHidden="1" w:unhideWhenUsed="1" w:qFormat="1"/>
     <w:lsdException w:name="index 1" w:semiHidden="1" w:unhideWhenUsed="1"/>
     <w:lsdException w:name="index 2" w:semiHidden="1" w:unhideWhenUsed="1"/>
     <w:lsdException w:name="index 3" w:semiHidden="1" w:unhideWhenUsed="1"/>
@@ -349,22 +498,22 @@
     <w:lsdException w:name="index 7" w:semiHidden="1" w:unhideWhenUsed="1"/>
     <w:lsdException w:name="index 8" w:semiHidden="1" w:unhideWhenUsed="1"/>
     <w:lsdException w:name="index 9" w:semiHidden="1" w:unhideWhenUsed="1"/>
-    <w:lsdException w:name="toc 1" w:semiHidden="1" w:uiPriority="39" w:unhideWhenUsed="1"/>
-    <w:lsdException w:name="toc 2" w:semiHidden="1" w:uiPriority="39" w:unhideWhenUsed="1"/>
-    <w:lsdException w:name="toc 3" w:semiHidden="1" w:uiPriority="39" w:unhideWhenUsed="1"/>
-    <w:lsdException w:name="toc 4" w:semiHidden="1" w:uiPriority="39" w:unhideWhenUsed="1"/>
-    <w:lsdException w:name="toc 5" w:semiHidden="1" w:uiPriority="39" w:unhideWhenUsed="1"/>
-    <w:lsdException w:name="toc 6" w:semiHidden="1" w:uiPriority="39" w:unhideWhenUsed="1"/>
-    <w:lsdException w:name="toc 7" w:semiHidden="1" w:uiPriority="39" w:unhideWhenUsed="1"/>
-    <w:lsdException w:name="toc 8" w:semiHidden="1" w:uiPriority="39" w:unhideWhenUsed="1"/>
-    <w:lsdException w:name="toc 9" w:semiHidden="1" w:uiPriority="39" w:unhideWhenUsed="1"/>
+    <w:lsdException w:name="toc 1" w:uiPriority="39" w:semiHidden="1" w:unhideWhenUsed="1"/>
+    <w:lsdException w:name="toc 2" w:uiPriority="39" w:semiHidden="1" w:unhideWhenUsed="1"/>
+    <w:lsdException w:name="toc 3" w:uiPriority="39" w:semiHidden="1" w:unhideWhenUsed="1"/>
+    <w:lsdException w:name="toc 4" w:uiPriority="39" w:semiHidden="1" w:unhideWhenUsed="1"/>
+    <w:lsdException w:name="toc 5" w:uiPriority="39" w:semiHidden="1" w:unhideWhenUsed="1"/>
+    <w:lsdException w:name="toc 6" w:uiPriority="39" w:semiHidden="1" w:unhideWhenUsed="1"/>
+    <w:lsdException w:name="toc 7" w:uiPriority="39" w:semiHidden="1" w:unhideWhenUsed="1"/>
+    <w:lsdException w:name="toc 8" w:uiPriority="39" w:semiHidden="1" w:unhideWhenUsed="1"/>
+    <w:lsdException w:name="toc 9" w:uiPriority="39" w:semiHidden="1" w:unhideWhenUsed="1"/>
     <w:lsdException w:name="Normal Indent" w:semiHidden="1" w:unhideWhenUsed="1"/>
     <w:lsdException w:name="footnote text" w:semiHidden="1" w:unhideWhenUsed="1"/>
     <w:lsdException w:name="annotation text" w:semiHidden="1" w:unhideWhenUsed="1"/>
     <w:lsdException w:name="header" w:semiHidden="1" w:unhideWhenUsed="1"/>
     <w:lsdException w:name="footer" w:semiHidden="1" w:unhideWhenUsed="1"/>
     <w:lsdException w:name="index heading" w:semiHidden="1" w:unhideWhenUsed="1"/>
-    <w:lsdException w:name="caption" w:semiHidden="1" w:uiPriority="35" w:unhideWhenUsed="1" w:qFormat="1"/>
+    <w:lsdException w:name="caption" w:uiPriority="35" w:semiHidden="1" w:unhideWhenUsed="1" w:qFormat="1"/>
     <w:lsdException w:name="table of figures" w:semiHidden="1" w:unhideWhenUsed="1"/>
     <w:lsdException w:name="envelope address" w:semiHidden="1" w:unhideWhenUsed="1"/>
     <w:lsdException w:name="envelope return" w:semiHidden="1" w:unhideWhenUsed="1"/>
@@ -395,7 +544,7 @@
     <w:lsdException w:name="Title" w:uiPriority="10" w:qFormat="1"/>
     <w:lsdException w:name="Closing" w:semiHidden="1" w:unhideWhenUsed="1"/>
     <w:lsdException w:name="Signature" w:semiHidden="1" w:unhideWhenUsed="1"/>
-    <w:lsdException w:name="Default Paragraph Font" w:semiHidden="1" w:uiPriority="1" w:unhideWhenUsed="1"/>
+    <w:lsdException w:name="Default Paragraph Font" w:uiPriority="1" w:semiHidden="1" w:unhideWhenUsed="1"/>
     <w:lsdException w:name="Body Text" w:semiHidden="1" w:unhideWhenUsed="1"/>
     <w:lsdException w:name="Body Text Indent" w:semiHidden="1" w:unhideWhenUsed="1"/>
     <w:lsdException w:name="List Continue" w:semiHidden="1" w:unhideWhenUsed="1"/>
@@ -595,8 +744,8 @@
     <w:lsdException w:name="Subtle Reference" w:uiPriority="31" w:qFormat="1"/>
     <w:lsdException w:name="Intense Reference" w:uiPriority="32" w:qFormat="1"/>
     <w:lsdException w:name="Book Title" w:uiPriority="33" w:qFormat="1"/>
-    <w:lsdException w:name="Bibliography" w:semiHidden="1" w:uiPriority="37" w:unhideWhenUsed="1"/>
-    <w:lsdException w:name="TOC Heading" w:semiHidden="1" w:uiPriority="39" w:unhideWhenUsed="1" w:qFormat="1"/>
+    <w:lsdException w:name="Bibliography" w:uiPriority="37" w:semiHidden="1" w:unhideWhenUsed="1"/>
+    <w:lsdException w:name="TOC Heading" w:uiPriority="39" w:semiHidden="1" w:unhideWhenUsed="1" w:qFormat="1"/>
     <w:lsdException w:name="Plain Table 1" w:uiPriority="41"/>
     <w:lsdException w:name="Plain Table 2" w:uiPriority="42"/>
     <w:lsdException w:name="Plain Table 3" w:uiPriority="43"/>
@@ -707,7 +856,7 @@
     <w:lsdException w:name="Unresolved Mention" w:semiHidden="1" w:unhideWhenUsed="1"/>
     <w:lsdException w:name="Smart Link" w:semiHidden="1" w:unhideWhenUsed="1"/>
   </w:latentStyles>
-  <w:style w:type="paragraph" w:default="1" w:styleId="Normal">
+  <w:style w:type="paragraph" w:styleId="Normal" w:default="1">
     <w:name w:val="Normal"/>
     <w:qFormat/>
   </w:style>
@@ -726,7 +875,7 @@
       <w:outlineLvl w:val="0"/>
     </w:pPr>
     <w:rPr>
-      <w:rFonts w:asciiTheme="majorHAnsi" w:eastAsiaTheme="majorEastAsia" w:hAnsiTheme="majorHAnsi" w:cstheme="majorBidi"/>
+      <w:rFonts w:asciiTheme="majorHAnsi" w:hAnsiTheme="majorHAnsi" w:eastAsiaTheme="majorEastAsia" w:cstheme="majorBidi"/>
       <w:color w:val="0F4761" w:themeColor="accent1" w:themeShade="BF"/>
       <w:sz w:val="40"/>
       <w:szCs w:val="40"/>
@@ -749,7 +898,7 @@
       <w:outlineLvl w:val="1"/>
     </w:pPr>
     <w:rPr>
-      <w:rFonts w:asciiTheme="majorHAnsi" w:eastAsiaTheme="majorEastAsia" w:hAnsiTheme="majorHAnsi" w:cstheme="majorBidi"/>
+      <w:rFonts w:asciiTheme="majorHAnsi" w:hAnsiTheme="majorHAnsi" w:eastAsiaTheme="majorEastAsia" w:cstheme="majorBidi"/>
       <w:color w:val="0F4761" w:themeColor="accent1" w:themeShade="BF"/>
       <w:sz w:val="32"/>
       <w:szCs w:val="32"/>
@@ -910,13 +1059,13 @@
       <w:color w:val="272727" w:themeColor="text1" w:themeTint="D8"/>
     </w:rPr>
   </w:style>
-  <w:style w:type="character" w:default="1" w:styleId="DefaultParagraphFont">
+  <w:style w:type="character" w:styleId="DefaultParagraphFont" w:default="1">
     <w:name w:val="Default Paragraph Font"/>
     <w:uiPriority w:val="1"/>
     <w:semiHidden/>
     <w:unhideWhenUsed/>
   </w:style>
-  <w:style w:type="table" w:default="1" w:styleId="TableNormal">
+  <w:style w:type="table" w:styleId="TableNormal" w:default="1">
     <w:name w:val="Normal Table"/>
     <w:uiPriority w:val="99"/>
     <w:semiHidden/>
@@ -931,26 +1080,26 @@
       </w:tblCellMar>
     </w:tblPr>
   </w:style>
-  <w:style w:type="numbering" w:default="1" w:styleId="NoList">
+  <w:style w:type="numbering" w:styleId="NoList" w:default="1">
     <w:name w:val="No List"/>
     <w:uiPriority w:val="99"/>
     <w:semiHidden/>
     <w:unhideWhenUsed/>
   </w:style>
-  <w:style w:type="character" w:customStyle="1" w:styleId="Heading1Char">
+  <w:style w:type="character" w:styleId="Heading1Char" w:customStyle="1">
     <w:name w:val="Heading 1 Char"/>
     <w:basedOn w:val="DefaultParagraphFont"/>
     <w:link w:val="Heading1"/>
     <w:uiPriority w:val="9"/>
     <w:rsid w:val="00A559D2"/>
     <w:rPr>
-      <w:rFonts w:asciiTheme="majorHAnsi" w:eastAsiaTheme="majorEastAsia" w:hAnsiTheme="majorHAnsi" w:cstheme="majorBidi"/>
+      <w:rFonts w:asciiTheme="majorHAnsi" w:hAnsiTheme="majorHAnsi" w:eastAsiaTheme="majorEastAsia" w:cstheme="majorBidi"/>
       <w:color w:val="0F4761" w:themeColor="accent1" w:themeShade="BF"/>
       <w:sz w:val="40"/>
       <w:szCs w:val="40"/>
     </w:rPr>
   </w:style>
-  <w:style w:type="character" w:customStyle="1" w:styleId="Heading2Char">
+  <w:style w:type="character" w:styleId="Heading2Char" w:customStyle="1">
     <w:name w:val="Heading 2 Char"/>
     <w:basedOn w:val="DefaultParagraphFont"/>
     <w:link w:val="Heading2"/>
@@ -958,13 +1107,13 @@
     <w:semiHidden/>
     <w:rsid w:val="00A559D2"/>
     <w:rPr>
-      <w:rFonts w:asciiTheme="majorHAnsi" w:eastAsiaTheme="majorEastAsia" w:hAnsiTheme="majorHAnsi" w:cstheme="majorBidi"/>
+      <w:rFonts w:asciiTheme="majorHAnsi" w:hAnsiTheme="majorHAnsi" w:eastAsiaTheme="majorEastAsia" w:cstheme="majorBidi"/>
       <w:color w:val="0F4761" w:themeColor="accent1" w:themeShade="BF"/>
       <w:sz w:val="32"/>
       <w:szCs w:val="32"/>
     </w:rPr>
   </w:style>
-  <w:style w:type="character" w:customStyle="1" w:styleId="Heading3Char">
+  <w:style w:type="character" w:styleId="Heading3Char" w:customStyle="1">
     <w:name w:val="Heading 3 Char"/>
     <w:basedOn w:val="DefaultParagraphFont"/>
     <w:link w:val="Heading3"/>
@@ -978,7 +1127,7 @@
       <w:szCs w:val="28"/>
     </w:rPr>
   </w:style>
-  <w:style w:type="character" w:customStyle="1" w:styleId="Heading4Char">
+  <w:style w:type="character" w:styleId="Heading4Char" w:customStyle="1">
     <w:name w:val="Heading 4 Char"/>
     <w:basedOn w:val="DefaultParagraphFont"/>
     <w:link w:val="Heading4"/>
@@ -992,7 +1141,7 @@
       <w:color w:val="0F4761" w:themeColor="accent1" w:themeShade="BF"/>
     </w:rPr>
   </w:style>
-  <w:style w:type="character" w:customStyle="1" w:styleId="Heading5Char">
+  <w:style w:type="character" w:styleId="Heading5Char" w:customStyle="1">
     <w:name w:val="Heading 5 Char"/>
     <w:basedOn w:val="DefaultParagraphFont"/>
     <w:link w:val="Heading5"/>
@@ -1004,7 +1153,7 @@
       <w:color w:val="0F4761" w:themeColor="accent1" w:themeShade="BF"/>
     </w:rPr>
   </w:style>
-  <w:style w:type="character" w:customStyle="1" w:styleId="Heading6Char">
+  <w:style w:type="character" w:styleId="Heading6Char" w:customStyle="1">
     <w:name w:val="Heading 6 Char"/>
     <w:basedOn w:val="DefaultParagraphFont"/>
     <w:link w:val="Heading6"/>
@@ -1018,7 +1167,7 @@
       <w:color w:val="595959" w:themeColor="text1" w:themeTint="A6"/>
     </w:rPr>
   </w:style>
-  <w:style w:type="character" w:customStyle="1" w:styleId="Heading7Char">
+  <w:style w:type="character" w:styleId="Heading7Char" w:customStyle="1">
     <w:name w:val="Heading 7 Char"/>
     <w:basedOn w:val="DefaultParagraphFont"/>
     <w:link w:val="Heading7"/>
@@ -1030,7 +1179,7 @@
       <w:color w:val="595959" w:themeColor="text1" w:themeTint="A6"/>
     </w:rPr>
   </w:style>
-  <w:style w:type="character" w:customStyle="1" w:styleId="Heading8Char">
+  <w:style w:type="character" w:styleId="Heading8Char" w:customStyle="1">
     <w:name w:val="Heading 8 Char"/>
     <w:basedOn w:val="DefaultParagraphFont"/>
     <w:link w:val="Heading8"/>
@@ -1044,7 +1193,7 @@
       <w:color w:val="272727" w:themeColor="text1" w:themeTint="D8"/>
     </w:rPr>
   </w:style>
-  <w:style w:type="character" w:customStyle="1" w:styleId="Heading9Char">
+  <w:style w:type="character" w:styleId="Heading9Char" w:customStyle="1">
     <w:name w:val="Heading 9 Char"/>
     <w:basedOn w:val="DefaultParagraphFont"/>
     <w:link w:val="Heading9"/>
@@ -1069,21 +1218,21 @@
       <w:contextualSpacing/>
     </w:pPr>
     <w:rPr>
-      <w:rFonts w:asciiTheme="majorHAnsi" w:eastAsiaTheme="majorEastAsia" w:hAnsiTheme="majorHAnsi" w:cstheme="majorBidi"/>
+      <w:rFonts w:asciiTheme="majorHAnsi" w:hAnsiTheme="majorHAnsi" w:eastAsiaTheme="majorEastAsia" w:cstheme="majorBidi"/>
       <w:spacing w:val="-10"/>
       <w:kern w:val="28"/>
       <w:sz w:val="56"/>
       <w:szCs w:val="56"/>
     </w:rPr>
   </w:style>
-  <w:style w:type="character" w:customStyle="1" w:styleId="TitleChar">
+  <w:style w:type="character" w:styleId="TitleChar" w:customStyle="1">
     <w:name w:val="Title Char"/>
     <w:basedOn w:val="DefaultParagraphFont"/>
     <w:link w:val="Title"/>
     <w:uiPriority w:val="10"/>
     <w:rsid w:val="00A559D2"/>
     <w:rPr>
-      <w:rFonts w:asciiTheme="majorHAnsi" w:eastAsiaTheme="majorEastAsia" w:hAnsiTheme="majorHAnsi" w:cstheme="majorBidi"/>
+      <w:rFonts w:asciiTheme="majorHAnsi" w:hAnsiTheme="majorHAnsi" w:eastAsiaTheme="majorEastAsia" w:cstheme="majorBidi"/>
       <w:spacing w:val="-10"/>
       <w:kern w:val="28"/>
       <w:sz w:val="56"/>
@@ -1111,7 +1260,7 @@
       <w:szCs w:val="28"/>
     </w:rPr>
   </w:style>
-  <w:style w:type="character" w:customStyle="1" w:styleId="SubtitleChar">
+  <w:style w:type="character" w:styleId="SubtitleChar" w:customStyle="1">
     <w:name w:val="Subtitle Char"/>
     <w:basedOn w:val="DefaultParagraphFont"/>
     <w:link w:val="Subtitle"/>
@@ -1143,7 +1292,7 @@
       <w:color w:val="404040" w:themeColor="text1" w:themeTint="BF"/>
     </w:rPr>
   </w:style>
-  <w:style w:type="character" w:customStyle="1" w:styleId="QuoteChar">
+  <w:style w:type="character" w:styleId="QuoteChar" w:customStyle="1">
     <w:name w:val="Quote Char"/>
     <w:basedOn w:val="DefaultParagraphFont"/>
     <w:link w:val="Quote"/>
@@ -1188,8 +1337,8 @@
     <w:rsid w:val="00A559D2"/>
     <w:pPr>
       <w:pBdr>
-        <w:top w:val="single" w:sz="4" w:space="10" w:color="0F4761" w:themeColor="accent1" w:themeShade="BF"/>
-        <w:bottom w:val="single" w:sz="4" w:space="10" w:color="0F4761" w:themeColor="accent1" w:themeShade="BF"/>
+        <w:top w:val="single" w:color="0F4761" w:themeColor="accent1" w:themeShade="BF" w:sz="4" w:space="10"/>
+        <w:bottom w:val="single" w:color="0F4761" w:themeColor="accent1" w:themeShade="BF" w:sz="4" w:space="10"/>
       </w:pBdr>
       <w:spacing w:before="360" w:after="360"/>
       <w:ind w:left="864" w:right="864"/>
@@ -1201,7 +1350,7 @@
       <w:color w:val="0F4761" w:themeColor="accent1" w:themeShade="BF"/>
     </w:rPr>
   </w:style>
-  <w:style w:type="character" w:customStyle="1" w:styleId="IntenseQuoteChar">
+  <w:style w:type="character" w:styleId="IntenseQuoteChar" w:customStyle="1">
     <w:name w:val="Intense Quote Char"/>
     <w:basedOn w:val="DefaultParagraphFont"/>
     <w:link w:val="IntenseQuote"/>
@@ -1227,11 +1376,21 @@
       <w:spacing w:val="5"/>
     </w:rPr>
   </w:style>
+  <w:style xmlns:w14="http://schemas.microsoft.com/office/word/2010/wordml" xmlns:mc="http://schemas.openxmlformats.org/markup-compatibility/2006" xmlns:w="http://schemas.openxmlformats.org/wordprocessingml/2006/main" w:type="character" w:styleId="Hyperlink" mc:Ignorable="w14">
+    <w:name xmlns:w="http://schemas.openxmlformats.org/wordprocessingml/2006/main" w:val="Hyperlink"/>
+    <w:basedOn xmlns:w="http://schemas.openxmlformats.org/wordprocessingml/2006/main" w:val="DefaultParagraphFont"/>
+    <w:uiPriority xmlns:w="http://schemas.openxmlformats.org/wordprocessingml/2006/main" w:val="99"/>
+    <w:unhideWhenUsed xmlns:w="http://schemas.openxmlformats.org/wordprocessingml/2006/main"/>
+    <w:rPr xmlns:w="http://schemas.openxmlformats.org/wordprocessingml/2006/main">
+      <w:color w:val="0563C1" w:themeColor="hyperlink"/>
+      <w:u w:val="single"/>
+    </w:rPr>
+  </w:style>
 </w:styles>
 </file>
 
 <file path=word/theme/theme1.xml><?xml version="1.0" encoding="utf-8"?>
-<a:theme xmlns:a="http://schemas.openxmlformats.org/drawingml/2006/main" name="Office Theme">
+<a:theme xmlns:a="http://schemas.openxmlformats.org/drawingml/2006/main" xmlns:thm15="http://schemas.microsoft.com/office/thememl/2012/main" name="Office Theme">
   <a:themeElements>
     <a:clrScheme name="Office">
       <a:dk1>

--- a/ProblemStatementAndLitReview.docx
+++ b/ProblemStatementAndLitReview.docx
@@ -52,6 +52,13 @@
     <w:p>
       <w:pPr>
         <w:pStyle w:val="Normal"/>
+        <w:rPr>
+          <w:rFonts w:ascii="Aptos" w:hAnsi="Aptos" w:eastAsia="Aptos" w:cs="Aptos"/>
+          <w:noProof w:val="0"/>
+          <w:sz w:val="24"/>
+          <w:szCs w:val="24"/>
+          <w:lang w:val="en-US"/>
+        </w:rPr>
       </w:pPr>
       <w:r>
         <w:rPr/>
@@ -101,52 +108,172 @@
         <w:rPr/>
         <w:t xml:space="preserve">. </w:t>
       </w:r>
-    </w:p>
-    <w:p>
-      <w:pPr>
-        <w:pStyle w:val="Normal"/>
-      </w:pPr>
-      <w:r>
-        <w:rPr/>
-        <w:t xml:space="preserve">UGVs have been used for </w:t>
-      </w:r>
-      <w:r>
-        <w:rPr/>
-        <w:t>logistics</w:t>
-      </w:r>
-      <w:r>
-        <w:rPr/>
-        <w:t xml:space="preserve"> by both sides in the Ukrainian conflict</w:t>
-      </w:r>
-      <w:r>
-        <w:rPr/>
-        <w:t>.</w:t>
-      </w:r>
-    </w:p>
-    <w:p>
-      <w:pPr>
-        <w:pStyle w:val="Normal"/>
-      </w:pPr>
-      <w:hyperlink r:id="R3594a81ba3144e46">
+      <w:r>
+        <w:rPr/>
+        <w:t xml:space="preserve"> </w:t>
+      </w:r>
+      <w:hyperlink r:id="R3f973e7428cf4c8f">
         <w:r>
           <w:rPr>
             <w:rStyle w:val="Hyperlink"/>
+            <w:rFonts w:ascii="Aptos" w:hAnsi="Aptos" w:eastAsia="Aptos" w:cs="Aptos"/>
+            <w:noProof w:val="0"/>
+            <w:sz w:val="24"/>
+            <w:szCs w:val="24"/>
+            <w:lang w:val="en-US"/>
           </w:rPr>
-          <w:t>https://en.wikipedia.org/wiki/THeMIS</w:t>
+          <w:t>Unmanned ground vehicle - Wikipedia</w:t>
         </w:r>
       </w:hyperlink>
     </w:p>
     <w:p>
       <w:pPr>
         <w:pStyle w:val="Normal"/>
+        <w:rPr>
+          <w:rFonts w:ascii="Aptos" w:hAnsi="Aptos" w:eastAsia="Aptos" w:cs="Aptos"/>
+          <w:noProof w:val="0"/>
+          <w:sz w:val="24"/>
+          <w:szCs w:val="24"/>
+          <w:lang w:val="en-US"/>
+        </w:rPr>
       </w:pPr>
       <w:r>
         <w:rPr/>
+        <w:t xml:space="preserve">UGVs have been used for </w:t>
+      </w:r>
+      <w:r>
+        <w:rPr/>
+        <w:t>logistics</w:t>
+      </w:r>
+      <w:r>
+        <w:rPr/>
+        <w:t xml:space="preserve"> by both sides in the Ukrainian conflict</w:t>
+      </w:r>
+      <w:r>
+        <w:rPr/>
+        <w:t>.</w:t>
+      </w:r>
+      <w:r>
+        <w:rPr/>
+        <w:t xml:space="preserve"> </w:t>
+      </w:r>
+      <w:hyperlink r:id="R129e9b8b80ce4281">
+        <w:r>
+          <w:rPr>
+            <w:rStyle w:val="Hyperlink"/>
+            <w:rFonts w:ascii="Aptos" w:hAnsi="Aptos" w:eastAsia="Aptos" w:cs="Aptos"/>
+            <w:noProof w:val="0"/>
+            <w:sz w:val="24"/>
+            <w:szCs w:val="24"/>
+            <w:lang w:val="en-US"/>
+          </w:rPr>
+          <w:t>Milrem Robotics to deliver 14 THeMIS UGVs to Ukraine in cooperation with KMW - Milrem</w:t>
+        </w:r>
+      </w:hyperlink>
+    </w:p>
+    <w:p>
+      <w:pPr>
+        <w:pStyle w:val="Normal"/>
+        <w:rPr>
+          <w:rFonts w:ascii="Aptos" w:hAnsi="Aptos" w:eastAsia="Aptos" w:cs="Aptos"/>
+          <w:noProof w:val="0"/>
+          <w:sz w:val="24"/>
+          <w:szCs w:val="24"/>
+          <w:lang w:val="en-US"/>
+        </w:rPr>
+      </w:pPr>
+      <w:hyperlink r:id="Ra2cf6f4e01e94551">
+        <w:r>
+          <w:rPr>
+            <w:rStyle w:val="Hyperlink"/>
+            <w:rFonts w:ascii="Aptos" w:hAnsi="Aptos" w:eastAsia="Aptos" w:cs="Aptos"/>
+            <w:noProof w:val="0"/>
+            <w:sz w:val="24"/>
+            <w:szCs w:val="24"/>
+            <w:lang w:val="en-US"/>
+          </w:rPr>
+          <w:t>Russia Sent A Platoon Of Grenade-Hurling Robot Mini-Tanks Into Battle</w:t>
+        </w:r>
+      </w:hyperlink>
+    </w:p>
+    <w:p>
+      <w:pPr>
+        <w:pStyle w:val="Normal"/>
+        <w:rPr>
+          <w:rFonts w:ascii="Aptos" w:hAnsi="Aptos" w:eastAsia="Aptos" w:cs="Aptos"/>
+          <w:noProof w:val="0"/>
+          <w:sz w:val="24"/>
+          <w:szCs w:val="24"/>
+          <w:lang w:val="en-US"/>
+        </w:rPr>
+      </w:pPr>
+      <w:r>
+        <w:rPr/>
+        <w:t xml:space="preserve">Armed robots continue to make brief </w:t>
+      </w:r>
+      <w:r>
+        <w:rPr/>
+        <w:t xml:space="preserve">appearances </w:t>
+      </w:r>
+      <w:r>
+        <w:rPr/>
+        <w:t xml:space="preserve">as </w:t>
+      </w:r>
+      <w:r>
+        <w:rPr/>
+        <w:t>proof</w:t>
+      </w:r>
+      <w:r>
+        <w:rPr/>
+        <w:t xml:space="preserve"> of concept which </w:t>
+      </w:r>
+      <w:r>
+        <w:rPr/>
+        <w:t>remain</w:t>
+      </w:r>
+      <w:r>
+        <w:rPr/>
+        <w:t xml:space="preserve"> deployed but not</w:t>
+      </w:r>
+      <w:r>
+        <w:rPr/>
+        <w:t xml:space="preserve"> </w:t>
+      </w:r>
+      <w:r>
+        <w:rPr/>
+        <w:t>selected</w:t>
+      </w:r>
+      <w:r>
+        <w:rPr/>
+        <w:t xml:space="preserve"> further </w:t>
+      </w:r>
+      <w:r>
+        <w:rPr/>
+        <w:t>development</w:t>
+      </w:r>
+      <w:r>
+        <w:rPr/>
+        <w:t>.</w:t>
+      </w:r>
+    </w:p>
+    <w:p>
+      <w:pPr>
+        <w:pStyle w:val="Normal"/>
+        <w:rPr>
+          <w:rFonts w:ascii="Aptos" w:hAnsi="Aptos" w:eastAsia="Aptos" w:cs="Aptos"/>
+          <w:noProof w:val="0"/>
+          <w:sz w:val="24"/>
+          <w:szCs w:val="24"/>
+          <w:lang w:val="en-US"/>
+        </w:rPr>
+      </w:pPr>
+      <w:r>
+        <w:rPr/>
         <w:t xml:space="preserve">It </w:t>
       </w:r>
       <w:r>
         <w:rPr/>
-        <w:t>important</w:t>
+        <w:t>is important</w:t>
       </w:r>
       <w:r>
         <w:rPr/>
